--- a/Yiwei_Ye_FinalProject_Handin/All Links.docx
+++ b/Yiwei_Ye_FinalProject_Handin/All Links.docx
@@ -11,19 +11,7 @@
           <w:rPr>
             <w:rStyle w:val="Hyperlink"/>
           </w:rPr>
-          <w:t>https:/</w:t>
-        </w:r>
-        <w:r>
-          <w:rPr>
-            <w:rStyle w:val="Hyperlink"/>
-          </w:rPr>
-          <w:t>/</w:t>
-        </w:r>
-        <w:r>
-          <w:rPr>
-            <w:rStyle w:val="Hyperlink"/>
-          </w:rPr>
-          <w:t>drive.google.com/file/d/1X7vfqI0Pz6eXMRW2GvNIJ-mtbfupqLRT/view?usp=sharing</w:t>
+          <w:t>https://drive.google.com/file/d/1X7vfqI0Pz6eXMRW2GvNIJ-mtbfupqLRT/view?usp=sharing</w:t>
         </w:r>
       </w:hyperlink>
     </w:p>
@@ -36,19 +24,7 @@
           <w:rPr>
             <w:rStyle w:val="Hyperlink"/>
           </w:rPr>
-          <w:t>https://drive.google.com</w:t>
-        </w:r>
-        <w:r>
-          <w:rPr>
-            <w:rStyle w:val="Hyperlink"/>
-          </w:rPr>
-          <w:t>/</w:t>
-        </w:r>
-        <w:r>
-          <w:rPr>
-            <w:rStyle w:val="Hyperlink"/>
-          </w:rPr>
-          <w:t>file/d/1Rqgbpro8Jyv6TIhg2x6DQiNPeaP5npvg/view?usp=sharing</w:t>
+          <w:t>https://drive.google.com/file/d/1Rqgbpro8Jyv6TIhg2x6DQiNPeaP5npvg/view?usp=sharing</w:t>
         </w:r>
       </w:hyperlink>
     </w:p>
@@ -61,19 +37,32 @@
           <w:rPr>
             <w:rStyle w:val="Hyperlink"/>
           </w:rPr>
-          <w:t>https://docs.google.com/presentation/d/1Umb7NAj_mh269V0CgYgwWP_WWQbWoG6g6yQt8zEafuA/e</w:t>
+          <w:t>https://docs.google.com/presentation/d/1Umb7NAj_mh269V0CgYgwWP_WWQbWoG6g6yQt8zEafuA/edit?usp=sharing</w:t>
+        </w:r>
+      </w:hyperlink>
+    </w:p>
+    <w:p>
+      <w:r>
+        <w:t>Technical Report:</w:t>
+      </w:r>
+      <w:hyperlink r:id="rId7" w:history="1">
+        <w:r>
+          <w:rPr>
+            <w:rStyle w:val="Hyperlink"/>
+          </w:rPr>
+          <w:t>https</w:t>
         </w:r>
         <w:r>
           <w:rPr>
             <w:rStyle w:val="Hyperlink"/>
           </w:rPr>
-          <w:t>d</w:t>
+          <w:t>:</w:t>
         </w:r>
         <w:r>
           <w:rPr>
             <w:rStyle w:val="Hyperlink"/>
           </w:rPr>
-          <w:t>it?usp=sharing</w:t>
+          <w:t>//docs.google.com/document/d/1S7XdIRTOUlIcZ0PyfzUiH_WmbDt-90-vzgmgKqPPS3U/edit?usp=sharing</w:t>
         </w:r>
       </w:hyperlink>
     </w:p>
